--- a/Files/Core/Forms/Modified/ProfessionalAndManagementLiability/DirectorsAndOfficers/DO_AM_PL.docx
+++ b/Files/Core/Forms/Modified/ProfessionalAndManagementLiability/DirectorsAndOfficers/DO_AM_PL.docx
@@ -1,13 +1,12 @@
 
 <file path=word/document.xml><?xml version="1.0" encoding="utf-8"?>
-<w:document xmlns:wpc="http://schemas.microsoft.com/office/word/2010/wordprocessingCanvas" xmlns:cx="http://schemas.microsoft.com/office/drawing/2014/chartex" xmlns:cx1="http://schemas.microsoft.com/office/drawing/2015/9/8/chartex" xmlns:cx2="http://schemas.microsoft.com/office/drawing/2015/10/21/chartex" xmlns:cx3="http://schemas.microsoft.com/office/drawing/2016/5/9/chartex" xmlns:cx4="http://schemas.microsoft.com/office/drawing/2016/5/10/chartex" xmlns:cx5="http://schemas.microsoft.com/office/drawing/2016/5/11/chartex" xmlns:mc="http://schemas.openxmlformats.org/markup-compatibility/2006" xmlns:o="urn:schemas-microsoft-com:office:office" xmlns:r="http://schemas.openxmlformats.org/officeDocument/2006/relationships" xmlns:m="http://schemas.openxmlformats.org/officeDocument/2006/math" xmlns:v="urn:schemas-microsoft-com:vml" xmlns:wp14="http://schemas.microsoft.com/office/word/2010/wordprocessingDrawing" xmlns:wp="http://schemas.openxmlformats.org/drawingml/2006/wordprocessingDrawing" xmlns:w10="urn:schemas-microsoft-com:office:word" xmlns:w="http://schemas.openxmlformats.org/wordprocessingml/2006/main" xmlns:w14="http://schemas.microsoft.com/office/word/2010/wordml" xmlns:w15="http://schemas.microsoft.com/office/word/2012/wordml" xmlns:wne="http://schemas.microsoft.com/office/word/2006/wordml" xmlns:wpg="http://schemas.microsoft.com/office/word/2010/wordprocessingGroup" xmlns:wpi="http://schemas.microsoft.com/office/word/2010/wordprocessingInk" xmlns:wps="http://schemas.microsoft.com/office/word/2010/wordprocessingShape" mc:Ignorable="w14 w15 wp14">
-  <!-- Generated by Aspose.Words for .NET 23.2.0 -->
+<w:document xmlns:wpc="http://schemas.microsoft.com/office/word/2010/wordprocessingCanvas" xmlns:cx="http://schemas.microsoft.com/office/drawing/2014/chartex" xmlns:cx1="http://schemas.microsoft.com/office/drawing/2015/9/8/chartex" xmlns:cx2="http://schemas.microsoft.com/office/drawing/2015/10/21/chartex" xmlns:cx3="http://schemas.microsoft.com/office/drawing/2016/5/9/chartex" xmlns:cx4="http://schemas.microsoft.com/office/drawing/2016/5/10/chartex" xmlns:cx5="http://schemas.microsoft.com/office/drawing/2016/5/11/chartex" xmlns:cx6="http://schemas.microsoft.com/office/drawing/2016/5/12/chartex" xmlns:cx7="http://schemas.microsoft.com/office/drawing/2016/5/13/chartex" xmlns:cx8="http://schemas.microsoft.com/office/drawing/2016/5/14/chartex" xmlns:mc="http://schemas.openxmlformats.org/markup-compatibility/2006" xmlns:aink="http://schemas.microsoft.com/office/drawing/2016/ink" xmlns:am3d="http://schemas.microsoft.com/office/drawing/2017/model3d" xmlns:o="urn:schemas-microsoft-com:office:office" xmlns:oel="http://schemas.microsoft.com/office/2019/extlst" xmlns:r="http://schemas.openxmlformats.org/officeDocument/2006/relationships" xmlns:m="http://schemas.openxmlformats.org/officeDocument/2006/math" xmlns:v="urn:schemas-microsoft-com:vml" xmlns:wp14="http://schemas.microsoft.com/office/word/2010/wordprocessingDrawing" xmlns:wp="http://schemas.openxmlformats.org/drawingml/2006/wordprocessingDrawing" xmlns:w10="urn:schemas-microsoft-com:office:word" xmlns:w="http://schemas.openxmlformats.org/wordprocessingml/2006/main" xmlns:w14="http://schemas.microsoft.com/office/word/2010/wordml" xmlns:w15="http://schemas.microsoft.com/office/word/2012/wordml" xmlns:w16cex="http://schemas.microsoft.com/office/word/2018/wordml/cex" xmlns:w16cid="http://schemas.microsoft.com/office/word/2016/wordml/cid" xmlns:w16="http://schemas.microsoft.com/office/word/2018/wordml" xmlns:w16du="http://schemas.microsoft.com/office/word/2023/wordml/word16du" xmlns:w16sdtdh="http://schemas.microsoft.com/office/word/2020/wordml/sdtdatahash" xmlns:w16sdtfl="http://schemas.microsoft.com/office/word/2024/wordml/sdtformatlock" xmlns:w16se="http://schemas.microsoft.com/office/word/2015/wordml/symex" xmlns:wpg="http://schemas.microsoft.com/office/word/2010/wordprocessingGroup" xmlns:wpi="http://schemas.microsoft.com/office/word/2010/wordprocessingInk" xmlns:wne="http://schemas.microsoft.com/office/word/2006/wordml" xmlns:wps="http://schemas.microsoft.com/office/word/2010/wordprocessingShape" mc:Ignorable="w14 w15 w16se w16cid w16 w16cex w16sdtdh w16sdtfl w16du wp14">
   <w:body>
     <w:tbl>
       <w:tblPr>
         <w:tblW w:w="10710" w:type="dxa"/>
         <w:tblInd w:w="-730" w:type="dxa"/>
-        <w:tblLook w:val="04A0"/>
+        <w:tblLook w:val="04A0" w:firstRow="1" w:lastRow="0" w:firstColumn="1" w:lastColumn="0" w:noHBand="0" w:noVBand="1"/>
       </w:tblPr>
       <w:tblGrid>
         <w:gridCol w:w="3600"/>
@@ -17,11 +16,6 @@
         <w:gridCol w:w="2250"/>
       </w:tblGrid>
       <w:tr>
-        <w:tblPrEx>
-          <w:tblW w:w="10710" w:type="dxa"/>
-          <w:tblInd w:w="-730" w:type="dxa"/>
-          <w:tblLook w:val="04A0"/>
-        </w:tblPrEx>
         <w:trPr>
           <w:trHeight w:val="250"/>
         </w:trPr>
@@ -269,15 +263,6 @@
                 <w:sz w:val="20"/>
                 <w:szCs w:val="20"/>
               </w:rPr>
-              <w:fldChar w:fldCharType="separate"/>
-            </w:r>
-            <w:r>
-              <w:rPr>
-                <w:rFonts w:ascii="Century Gothic" w:eastAsia="Century Gothic" w:hAnsi="Century Gothic" w:cs="Century Gothic"/>
-                <w:color w:val="000000" w:themeColor="text1"/>
-                <w:sz w:val="20"/>
-                <w:szCs w:val="20"/>
-              </w:rPr>
               <w:fldChar w:fldCharType="end"/>
             </w:r>
             <w:r>
@@ -368,15 +353,6 @@
                 <w:sz w:val="20"/>
                 <w:szCs w:val="20"/>
               </w:rPr>
-              <w:fldChar w:fldCharType="separate"/>
-            </w:r>
-            <w:r>
-              <w:rPr>
-                <w:rFonts w:ascii="Century Gothic" w:eastAsia="Century Gothic" w:hAnsi="Century Gothic" w:cs="Century Gothic"/>
-                <w:color w:val="000000" w:themeColor="text1"/>
-                <w:sz w:val="20"/>
-                <w:szCs w:val="20"/>
-              </w:rPr>
               <w:fldChar w:fldCharType="end"/>
             </w:r>
           </w:p>
@@ -601,11 +577,6 @@
         </w:tc>
       </w:tr>
       <w:tr>
-        <w:tblPrEx>
-          <w:tblW w:w="10710" w:type="dxa"/>
-          <w:tblInd w:w="-730" w:type="dxa"/>
-          <w:tblLook w:val="04A0"/>
-        </w:tblPrEx>
         <w:trPr>
           <w:trHeight w:val="250"/>
         </w:trPr>
@@ -872,11 +843,6 @@
         </w:tc>
       </w:tr>
       <w:tr>
-        <w:tblPrEx>
-          <w:tblW w:w="10710" w:type="dxa"/>
-          <w:tblInd w:w="-730" w:type="dxa"/>
-          <w:tblLook w:val="04A0"/>
-        </w:tblPrEx>
         <w:trPr>
           <w:trHeight w:val="250"/>
         </w:trPr>
@@ -1107,7 +1073,7 @@
 </file>
 
 <file path=word/styles.xml><?xml version="1.0" encoding="utf-8"?>
-<w:styles xmlns:mc="http://schemas.openxmlformats.org/markup-compatibility/2006" xmlns:r="http://schemas.openxmlformats.org/officeDocument/2006/relationships" xmlns:w="http://schemas.openxmlformats.org/wordprocessingml/2006/main" xmlns:w14="http://schemas.microsoft.com/office/word/2010/wordml" xmlns:w15="http://schemas.microsoft.com/office/word/2012/wordml" mc:Ignorable="w14 w15">
+<w:styles xmlns:mc="http://schemas.openxmlformats.org/markup-compatibility/2006" xmlns:r="http://schemas.openxmlformats.org/officeDocument/2006/relationships" xmlns:w="http://schemas.openxmlformats.org/wordprocessingml/2006/main" xmlns:w14="http://schemas.microsoft.com/office/word/2010/wordml" xmlns:w15="http://schemas.microsoft.com/office/word/2012/wordml" xmlns:w16cex="http://schemas.microsoft.com/office/word/2018/wordml/cex" xmlns:w16cid="http://schemas.microsoft.com/office/word/2016/wordml/cid" xmlns:w16="http://schemas.microsoft.com/office/word/2018/wordml" xmlns:w16du="http://schemas.microsoft.com/office/word/2023/wordml/word16du" xmlns:w16sdtdh="http://schemas.microsoft.com/office/word/2020/wordml/sdtdatahash" xmlns:w16sdtfl="http://schemas.microsoft.com/office/word/2024/wordml/sdtformatlock" xmlns:w16se="http://schemas.microsoft.com/office/word/2015/wordml/symex" mc:Ignorable="w14 w15 w16se w16cid w16 w16cex w16sdtdh w16sdtfl w16du">
   <w:docDefaults>
     <w:rPrDefault>
       <w:rPr>
@@ -1495,11 +1461,11 @@
     <w:lsdException w:name="List Table 5 Dark Accent 6" w:uiPriority="50"/>
     <w:lsdException w:name="List Table 6 Colorful Accent 6" w:uiPriority="51"/>
     <w:lsdException w:name="List Table 7 Colorful Accent 6" w:uiPriority="52"/>
-    <w:lsdException w:name="Smart Link" w:semiHidden="1" w:unhideWhenUsed="1"/>
     <w:lsdException w:name="Mention" w:semiHidden="1" w:unhideWhenUsed="1"/>
     <w:lsdException w:name="Smart Hyperlink" w:semiHidden="1" w:unhideWhenUsed="1"/>
     <w:lsdException w:name="Hashtag" w:semiHidden="1" w:unhideWhenUsed="1"/>
     <w:lsdException w:name="Unresolved Mention" w:semiHidden="1" w:unhideWhenUsed="1"/>
+    <w:lsdException w:name="Smart Link" w:semiHidden="1" w:unhideWhenUsed="1"/>
   </w:latentStyles>
   <w:style w:type="paragraph" w:default="1" w:styleId="Normal">
     <w:name w:val="Normal"/>

--- a/Files/Core/Forms/Modified/ProfessionalAndManagementLiability/DirectorsAndOfficers/DO_AM_PL.docx
+++ b/Files/Core/Forms/Modified/ProfessionalAndManagementLiability/DirectorsAndOfficers/DO_AM_PL.docx
@@ -1,12 +1,13 @@
 
 <file path=word/document.xml><?xml version="1.0" encoding="utf-8"?>
-<w:document xmlns:wpc="http://schemas.microsoft.com/office/word/2010/wordprocessingCanvas" xmlns:cx="http://schemas.microsoft.com/office/drawing/2014/chartex" xmlns:cx1="http://schemas.microsoft.com/office/drawing/2015/9/8/chartex" xmlns:cx2="http://schemas.microsoft.com/office/drawing/2015/10/21/chartex" xmlns:cx3="http://schemas.microsoft.com/office/drawing/2016/5/9/chartex" xmlns:cx4="http://schemas.microsoft.com/office/drawing/2016/5/10/chartex" xmlns:cx5="http://schemas.microsoft.com/office/drawing/2016/5/11/chartex" xmlns:cx6="http://schemas.microsoft.com/office/drawing/2016/5/12/chartex" xmlns:cx7="http://schemas.microsoft.com/office/drawing/2016/5/13/chartex" xmlns:cx8="http://schemas.microsoft.com/office/drawing/2016/5/14/chartex" xmlns:mc="http://schemas.openxmlformats.org/markup-compatibility/2006" xmlns:aink="http://schemas.microsoft.com/office/drawing/2016/ink" xmlns:am3d="http://schemas.microsoft.com/office/drawing/2017/model3d" xmlns:o="urn:schemas-microsoft-com:office:office" xmlns:oel="http://schemas.microsoft.com/office/2019/extlst" xmlns:r="http://schemas.openxmlformats.org/officeDocument/2006/relationships" xmlns:m="http://schemas.openxmlformats.org/officeDocument/2006/math" xmlns:v="urn:schemas-microsoft-com:vml" xmlns:wp14="http://schemas.microsoft.com/office/word/2010/wordprocessingDrawing" xmlns:wp="http://schemas.openxmlformats.org/drawingml/2006/wordprocessingDrawing" xmlns:w10="urn:schemas-microsoft-com:office:word" xmlns:w="http://schemas.openxmlformats.org/wordprocessingml/2006/main" xmlns:w14="http://schemas.microsoft.com/office/word/2010/wordml" xmlns:w15="http://schemas.microsoft.com/office/word/2012/wordml" xmlns:w16cex="http://schemas.microsoft.com/office/word/2018/wordml/cex" xmlns:w16cid="http://schemas.microsoft.com/office/word/2016/wordml/cid" xmlns:w16="http://schemas.microsoft.com/office/word/2018/wordml" xmlns:w16du="http://schemas.microsoft.com/office/word/2023/wordml/word16du" xmlns:w16sdtdh="http://schemas.microsoft.com/office/word/2020/wordml/sdtdatahash" xmlns:w16sdtfl="http://schemas.microsoft.com/office/word/2024/wordml/sdtformatlock" xmlns:w16se="http://schemas.microsoft.com/office/word/2015/wordml/symex" xmlns:wpg="http://schemas.microsoft.com/office/word/2010/wordprocessingGroup" xmlns:wpi="http://schemas.microsoft.com/office/word/2010/wordprocessingInk" xmlns:wne="http://schemas.microsoft.com/office/word/2006/wordml" xmlns:wps="http://schemas.microsoft.com/office/word/2010/wordprocessingShape" mc:Ignorable="w14 w15 w16se w16cid w16 w16cex w16sdtdh w16sdtfl w16du wp14">
+<w:document xmlns:wpc="http://schemas.microsoft.com/office/word/2010/wordprocessingCanvas" xmlns:cx="http://schemas.microsoft.com/office/drawing/2014/chartex" xmlns:cx1="http://schemas.microsoft.com/office/drawing/2015/9/8/chartex" xmlns:cx2="http://schemas.microsoft.com/office/drawing/2015/10/21/chartex" xmlns:cx3="http://schemas.microsoft.com/office/drawing/2016/5/9/chartex" xmlns:cx4="http://schemas.microsoft.com/office/drawing/2016/5/10/chartex" xmlns:cx5="http://schemas.microsoft.com/office/drawing/2016/5/11/chartex" xmlns:mc="http://schemas.openxmlformats.org/markup-compatibility/2006" xmlns:o="urn:schemas-microsoft-com:office:office" xmlns:r="http://schemas.openxmlformats.org/officeDocument/2006/relationships" xmlns:m="http://schemas.openxmlformats.org/officeDocument/2006/math" xmlns:v="urn:schemas-microsoft-com:vml" xmlns:wp14="http://schemas.microsoft.com/office/word/2010/wordprocessingDrawing" xmlns:wp="http://schemas.openxmlformats.org/drawingml/2006/wordprocessingDrawing" xmlns:w10="urn:schemas-microsoft-com:office:word" xmlns:w="http://schemas.openxmlformats.org/wordprocessingml/2006/main" xmlns:w14="http://schemas.microsoft.com/office/word/2010/wordml" xmlns:w15="http://schemas.microsoft.com/office/word/2012/wordml" xmlns:wne="http://schemas.microsoft.com/office/word/2006/wordml" xmlns:wpg="http://schemas.microsoft.com/office/word/2010/wordprocessingGroup" xmlns:wpi="http://schemas.microsoft.com/office/word/2010/wordprocessingInk" xmlns:wps="http://schemas.microsoft.com/office/word/2010/wordprocessingShape" mc:Ignorable="w14 w15 wp14">
+  <!-- Generated by Aspose.Words for .NET 23.2.0 -->
   <w:body>
     <w:tbl>
       <w:tblPr>
         <w:tblW w:w="10710" w:type="dxa"/>
-        <w:tblInd w:w="-730" w:type="dxa"/>
-        <w:tblLook w:val="04A0" w:firstRow="1" w:lastRow="0" w:firstColumn="1" w:lastColumn="0" w:noHBand="0" w:noVBand="1"/>
+        <w:tblInd w:w="-848" w:type="dxa"/>
+        <w:tblLook w:val="04A0"/>
       </w:tblPr>
       <w:tblGrid>
         <w:gridCol w:w="3600"/>
@@ -16,8 +17,13 @@
         <w:gridCol w:w="2250"/>
       </w:tblGrid>
       <w:tr>
+        <w:tblPrEx>
+          <w:tblW w:w="10710" w:type="dxa"/>
+          <w:tblInd w:w="-848" w:type="dxa"/>
+          <w:tblLook w:val="04A0"/>
+        </w:tblPrEx>
         <w:trPr>
-          <w:trHeight w:val="250"/>
+          <w:trHeight w:val="233"/>
         </w:trPr>
         <w:tc>
           <w:tcPr>
@@ -263,6 +269,15 @@
                 <w:sz w:val="20"/>
                 <w:szCs w:val="20"/>
               </w:rPr>
+              <w:fldChar w:fldCharType="separate"/>
+            </w:r>
+            <w:r>
+              <w:rPr>
+                <w:rFonts w:ascii="Century Gothic" w:eastAsia="Century Gothic" w:hAnsi="Century Gothic" w:cs="Century Gothic"/>
+                <w:color w:val="000000" w:themeColor="text1"/>
+                <w:sz w:val="20"/>
+                <w:szCs w:val="20"/>
+              </w:rPr>
               <w:fldChar w:fldCharType="end"/>
             </w:r>
             <w:r>
@@ -353,6 +368,15 @@
                 <w:sz w:val="20"/>
                 <w:szCs w:val="20"/>
               </w:rPr>
+              <w:fldChar w:fldCharType="separate"/>
+            </w:r>
+            <w:r>
+              <w:rPr>
+                <w:rFonts w:ascii="Century Gothic" w:eastAsia="Century Gothic" w:hAnsi="Century Gothic" w:cs="Century Gothic"/>
+                <w:color w:val="000000" w:themeColor="text1"/>
+                <w:sz w:val="20"/>
+                <w:szCs w:val="20"/>
+              </w:rPr>
               <w:fldChar w:fldCharType="end"/>
             </w:r>
           </w:p>
@@ -577,8 +601,13 @@
         </w:tc>
       </w:tr>
       <w:tr>
+        <w:tblPrEx>
+          <w:tblW w:w="10710" w:type="dxa"/>
+          <w:tblInd w:w="-848" w:type="dxa"/>
+          <w:tblLook w:val="04A0"/>
+        </w:tblPrEx>
         <w:trPr>
-          <w:trHeight w:val="250"/>
+          <w:trHeight w:val="234"/>
         </w:trPr>
         <w:tc>
           <w:tcPr>
@@ -843,8 +872,13 @@
         </w:tc>
       </w:tr>
       <w:tr>
+        <w:tblPrEx>
+          <w:tblW w:w="10710" w:type="dxa"/>
+          <w:tblInd w:w="-848" w:type="dxa"/>
+          <w:tblLook w:val="04A0"/>
+        </w:tblPrEx>
         <w:trPr>
-          <w:trHeight w:val="250"/>
+          <w:trHeight w:val="234"/>
         </w:trPr>
         <w:tc>
           <w:tcPr>
@@ -1073,7 +1107,7 @@
 </file>
 
 <file path=word/styles.xml><?xml version="1.0" encoding="utf-8"?>
-<w:styles xmlns:mc="http://schemas.openxmlformats.org/markup-compatibility/2006" xmlns:r="http://schemas.openxmlformats.org/officeDocument/2006/relationships" xmlns:w="http://schemas.openxmlformats.org/wordprocessingml/2006/main" xmlns:w14="http://schemas.microsoft.com/office/word/2010/wordml" xmlns:w15="http://schemas.microsoft.com/office/word/2012/wordml" xmlns:w16cex="http://schemas.microsoft.com/office/word/2018/wordml/cex" xmlns:w16cid="http://schemas.microsoft.com/office/word/2016/wordml/cid" xmlns:w16="http://schemas.microsoft.com/office/word/2018/wordml" xmlns:w16du="http://schemas.microsoft.com/office/word/2023/wordml/word16du" xmlns:w16sdtdh="http://schemas.microsoft.com/office/word/2020/wordml/sdtdatahash" xmlns:w16sdtfl="http://schemas.microsoft.com/office/word/2024/wordml/sdtformatlock" xmlns:w16se="http://schemas.microsoft.com/office/word/2015/wordml/symex" mc:Ignorable="w14 w15 w16se w16cid w16 w16cex w16sdtdh w16sdtfl w16du">
+<w:styles xmlns:mc="http://schemas.openxmlformats.org/markup-compatibility/2006" xmlns:r="http://schemas.openxmlformats.org/officeDocument/2006/relationships" xmlns:w="http://schemas.openxmlformats.org/wordprocessingml/2006/main" xmlns:w14="http://schemas.microsoft.com/office/word/2010/wordml" xmlns:w15="http://schemas.microsoft.com/office/word/2012/wordml" mc:Ignorable="w14 w15">
   <w:docDefaults>
     <w:rPrDefault>
       <w:rPr>
@@ -1461,11 +1495,11 @@
     <w:lsdException w:name="List Table 5 Dark Accent 6" w:uiPriority="50"/>
     <w:lsdException w:name="List Table 6 Colorful Accent 6" w:uiPriority="51"/>
     <w:lsdException w:name="List Table 7 Colorful Accent 6" w:uiPriority="52"/>
+    <w:lsdException w:name="Smart Link" w:semiHidden="1" w:unhideWhenUsed="1"/>
     <w:lsdException w:name="Mention" w:semiHidden="1" w:unhideWhenUsed="1"/>
     <w:lsdException w:name="Smart Hyperlink" w:semiHidden="1" w:unhideWhenUsed="1"/>
     <w:lsdException w:name="Hashtag" w:semiHidden="1" w:unhideWhenUsed="1"/>
     <w:lsdException w:name="Unresolved Mention" w:semiHidden="1" w:unhideWhenUsed="1"/>
-    <w:lsdException w:name="Smart Link" w:semiHidden="1" w:unhideWhenUsed="1"/>
   </w:latentStyles>
   <w:style w:type="paragraph" w:default="1" w:styleId="Normal">
     <w:name w:val="Normal"/>
